--- a/grade8/Fluency-Lab-Package/teacher-planning/FluencyLab_Scope_and_Sequence.docx
+++ b/grade8/Fluency-Lab-Package/teacher-planning/FluencyLab_Scope_and_Sequence.docx
@@ -50,7 +50,7 @@
           <w:sz w:val="18"/>
           <w:szCs w:val="18"/>
         </w:rPr>
-        <w:t xml:space="preserve">Grade 8 Mathematics Remediation  ·  derived from the IXL LevelUp diagnostic (61 students, 2026-08-25)</w:t>
+        <w:t>Grade 8 Mathematics Remediation  ·  derived from the diagnostic (61 students, 2026-08-25)</w:t>
       </w:r>
     </w:p>
     <w:p>
@@ -98,7 +98,7 @@
           <w:sz w:val="22"/>
           <w:szCs w:val="22"/>
         </w:rPr>
-        <w:t xml:space="preserve"> and driven by the diagnostic. The original grade-8 scope assumed a foundation of whole-number and rational-number fluency that the diagnostic shows is largely absent: across 61 students, the skills IXL recommends cluster at grades 2–5, and the heaviest gaps are in the four operations with whole numbers. So Fluency Lab does not start at grade-8 content. It </w:t>
+        <w:t xml:space="preserve"> and driven by the diagnostic. The original grade-8 scope assumed a foundation of whole-number and rational-number fluency that the diagnostic shows is largely absent: across 61 students, the skills the diagnostic recommends cluster at grades 2–5, and the heaviest gaps are in the four operations with whole numbers. So Fluency Lab does not start at grade-8 content. It </w:t>
       </w:r>
       <w:r>
         <w:rPr>
@@ -2050,7 +2050,7 @@
           <w:sz w:val="22"/>
           <w:szCs w:val="22"/>
         </w:rPr>
-        <w:t xml:space="preserve">Re-running the IXL diagnostic every ~9 weeks re-measures growth and re-sorts the intervention bands.</w:t>
+        <w:t>Re-running the diagnostic every ~9 weeks re-measures growth and re-sorts the intervention bands.</w:t>
       </w:r>
     </w:p>
     <w:p>
@@ -2147,7 +2147,7 @@
           <w:sz w:val="20"/>
           <w:szCs w:val="20"/>
         </w:rPr>
-        <w:t xml:space="preserve">Key gaps (IXL):  </w:t>
+        <w:t xml:space="preserve">Key gaps:  </w:t>
       </w:r>
       <w:r>
         <w:rPr>
@@ -2306,7 +2306,7 @@
           <w:sz w:val="20"/>
           <w:szCs w:val="20"/>
         </w:rPr>
-        <w:t xml:space="preserve">Key gaps (IXL):  </w:t>
+        <w:t xml:space="preserve">Key gaps:  </w:t>
       </w:r>
       <w:r>
         <w:rPr>
@@ -2465,7 +2465,7 @@
           <w:sz w:val="20"/>
           <w:szCs w:val="20"/>
         </w:rPr>
-        <w:t xml:space="preserve">Key gaps (IXL):  </w:t>
+        <w:t xml:space="preserve">Key gaps:  </w:t>
       </w:r>
       <w:r>
         <w:rPr>
@@ -2640,7 +2640,7 @@
           <w:sz w:val="20"/>
           <w:szCs w:val="20"/>
         </w:rPr>
-        <w:t xml:space="preserve">Key gaps (IXL):  </w:t>
+        <w:t xml:space="preserve">Key gaps:  </w:t>
       </w:r>
       <w:r>
         <w:rPr>
@@ -2799,7 +2799,7 @@
           <w:sz w:val="20"/>
           <w:szCs w:val="20"/>
         </w:rPr>
-        <w:t xml:space="preserve">Key gaps (IXL):  </w:t>
+        <w:t xml:space="preserve">Key gaps:  </w:t>
       </w:r>
       <w:r>
         <w:rPr>
@@ -2958,7 +2958,7 @@
           <w:sz w:val="20"/>
           <w:szCs w:val="20"/>
         </w:rPr>
-        <w:t xml:space="preserve">Key gaps (IXL):  </w:t>
+        <w:t xml:space="preserve">Key gaps:  </w:t>
       </w:r>
       <w:r>
         <w:rPr>
@@ -3133,7 +3133,7 @@
           <w:sz w:val="20"/>
           <w:szCs w:val="20"/>
         </w:rPr>
-        <w:t xml:space="preserve">Key gaps (IXL):  </w:t>
+        <w:t xml:space="preserve">Key gaps:  </w:t>
       </w:r>
       <w:r>
         <w:rPr>
@@ -3292,7 +3292,7 @@
           <w:sz w:val="20"/>
           <w:szCs w:val="20"/>
         </w:rPr>
-        <w:t xml:space="preserve">Key gaps (IXL):  </w:t>
+        <w:t xml:space="preserve">Key gaps:  </w:t>
       </w:r>
       <w:r>
         <w:rPr>
@@ -3451,7 +3451,7 @@
           <w:sz w:val="20"/>
           <w:szCs w:val="20"/>
         </w:rPr>
-        <w:t xml:space="preserve">Key gaps (IXL):  </w:t>
+        <w:t xml:space="preserve">Key gaps:  </w:t>
       </w:r>
       <w:r>
         <w:rPr>
@@ -3679,7 +3679,7 @@
           <w:sz w:val="22"/>
           <w:szCs w:val="22"/>
         </w:rPr>
-        <w:t xml:space="preserve">Re-administer the IXL LevelUp diagnostic every ~9 weeks to measure movement up the grade-level bands and re-group the room.</w:t>
+        <w:t>Re-administer the diagnostic every ~9 weeks to measure movement up the grade-level bands and re-group the room.</w:t>
       </w:r>
     </w:p>
     <w:p>
